--- a/manuscripts/22-24 Chapters - TRADDOMIUM Micro Battle.docx
+++ b/manuscripts/22-24 Chapters - TRADDOMIUM Micro Battle.docx
@@ -65,7 +65,7 @@
     </w:p>
     <w:p>
       <w:r>
-        <w:t>Aiden's voice came on the channel, soft. He and Unit Four had been in the greenhouse since five, with the outside cameras up on Aiden's bench and the blackout blinds still down on the western glass. "Door thermometer says twelve. It barely moved all night."</w:t>
+        <w:t>Aiden's voice came on the channel, soft. He and Unit Four had been in the greenhouse since five, with the outside cameras up on Aiden's bench and the blackout blinds still down on the western glass. "Door thermometer says twelve degrees Celsius. It barely moved all night."</w:t>
       </w:r>
     </w:p>
     <w:p>
@@ -365,7 +365,7 @@
     </w:p>
     <w:p>
       <w:r>
-        <w:t>"Thirteen, when it came out."</w:t>
+        <w:t>"Thirteen degrees, when it came out."</w:t>
       </w:r>
     </w:p>
     <w:p>
@@ -633,7 +633,7 @@
     </w:p>
     <w:p>
       <w:r>
-        <w:t>"Clear sky at first gray. Stars. Not a cloud. Door thermometer at eight or under, when we get there. Aiden reads it, nobody else. Trough goes out in the dark, under the red lamp, board on our side. One leaf. One lift. One drop. Lid shut, slow. Everybody back off the edge at first sun, or at ten degrees on that door, whichever comes first. I don't care what's still hanging."</w:t>
+        <w:t>"Clear sky at first gray. Stars. Not a cloud. Door thermometer at eight degrees Celsius or under, when we get there. Aiden reads it, nobody else. Trough goes out in the dark, under the red lamp, board on our side. One leaf. One lift. One drop. Lid shut, slow. Everybody back off the edge at first sun, or at ten degrees on that door, whichever comes first. I don't care what's still hanging."</w:t>
       </w:r>
     </w:p>
     <w:p>
@@ -708,7 +708,7 @@
     </w:p>
     <w:p>
       <w:r>
-        <w:t>At half past ten, Lena's voice came over Jack's wrist. "Aiden's at the greenhouse. The clouds have gone. He can see stars from the door. Thermometer says seven, and it's falling."</w:t>
+        <w:t>At half past ten, Lena's voice came over Jack's wrist. "Aiden's at the greenhouse. The clouds have gone. He can see stars from the door. Thermometer says seven degrees, and it's falling."</w:t>
       </w:r>
     </w:p>
     <w:p>
